--- a/arb/docx/023.content.docx
+++ b/arb/docx/023.content.docx
@@ -137,21 +137,6 @@
           <w:lang w:val="ar_AE" w:bidi="ar_AE"/>
         </w:rPr>
         <w:t>ي</w:t>
-      </w:r>
-      <w:r>
-        <w:rPr>
-          <w:lang w:val="ar_AE" w:bidi="ar_AE"/>
-        </w:rPr>
-      </w:r>
-    </w:p>
-    <w:p>
-      <w:pPr>
-        <w:bidi/>
-      </w:pPr>
-      <w:r>
-        <w:rPr>
-          <w:lang w:val="ar_AE" w:bidi="ar_AE"/>
-        </w:rPr>
       </w:r>
       <w:r>
         <w:rPr>

--- a/arb/docx/023.content.docx
+++ b/arb/docx/023.content.docx
@@ -22,7 +22,7 @@
         <w:rPr>
           <w:lang w:val="ar_AE" w:bidi="ar_AE"/>
         </w:rPr>
-        <w:t>Resource: المصطلحات الرئيسية (كلمة متكشفة)</w:t>
+        <w:t>Resource: unfoldingWord® Translation Words</w:t>
       </w:r>
       <w:r>
         <w:rPr>
@@ -96,7 +96,7 @@
         <w:rPr>
           <w:lang w:val="ar_AE" w:bidi="ar_AE"/>
         </w:rPr>
-        <w:t>المصطلحات الرئيسية (كلمة متكشفة)</w:t>
+        <w:t>unfoldingWord® Translation Words</w:t>
       </w:r>
     </w:p>
     <w:p>

--- a/arb/docx/023.content.docx
+++ b/arb/docx/023.content.docx
@@ -52938,6 +52938,889 @@
         <w:rPr>
           <w:lang w:val="ar_AE" w:bidi="ar_AE"/>
         </w:rPr>
+        <w:t>يوم الدينونة</w:t>
+      </w:r>
+      <w:r>
+        <w:rPr>
+          <w:lang w:val="ar_AE" w:bidi="ar_AE"/>
+        </w:rPr>
+      </w:r>
+    </w:p>
+    <w:p>
+      <w:pPr>
+        <w:pStyle w:val="Heading3"/>
+        <w:bidi/>
+      </w:pPr>
+      <w:r>
+        <w:rPr>
+          <w:lang w:val="ar_AE" w:bidi="ar_AE"/>
+        </w:rPr>
+        <w:t>التعريف:</w:t>
+      </w:r>
+    </w:p>
+    <w:p>
+      <w:pPr>
+        <w:bidi/>
+      </w:pPr>
+      <w:r>
+        <w:rPr>
+          <w:lang w:val="ar_AE" w:bidi="ar_AE"/>
+        </w:rPr>
+      </w:r>
+      <w:r>
+        <w:rPr>
+          <w:lang w:val="ar_AE" w:bidi="ar_AE"/>
+        </w:rPr>
+        <w:t>يشير مصطلح "يوم الدينونة" إلى زمن مستقبلي سيحكُم فيه الله على كل شخص.</w:t>
+      </w:r>
+    </w:p>
+    <w:p>
+      <w:pPr>
+        <w:pStyle w:val="ListBullet"/>
+        <w:bidi/>
+        <w:spacing w:line="240" w:lineRule="auto"/>
+        <w:ind w:left="720"/>
+      </w:pPr>
+      <w:r>
+        <w:rPr>
+          <w:lang w:val="ar_AE" w:bidi="ar_AE"/>
+        </w:rPr>
+      </w:r>
+      <w:r>
+        <w:rPr>
+          <w:lang w:val="ar_AE" w:bidi="ar_AE"/>
+        </w:rPr>
+        <w:t>جعل الله ابنه، يسوع المسيح، قاضيًا على جميع الناس.</w:t>
+      </w:r>
+    </w:p>
+    <w:p>
+      <w:pPr>
+        <w:pStyle w:val="ListBullet"/>
+        <w:bidi/>
+        <w:spacing w:line="240" w:lineRule="auto"/>
+        <w:ind w:left="720"/>
+      </w:pPr>
+      <w:r>
+        <w:rPr>
+          <w:lang w:val="ar_AE" w:bidi="ar_AE"/>
+        </w:rPr>
+      </w:r>
+      <w:r>
+        <w:rPr>
+          <w:lang w:val="ar_AE" w:bidi="ar_AE"/>
+        </w:rPr>
+        <w:t>في يوم الدينونة، سيدين المسيح الناس على أساس شخصه البار.</w:t>
+      </w:r>
+    </w:p>
+    <w:p>
+      <w:pPr>
+        <w:pStyle w:val="Heading3"/>
+        <w:bidi/>
+      </w:pPr>
+      <w:r>
+        <w:rPr>
+          <w:lang w:val="ar_AE" w:bidi="ar_AE"/>
+        </w:rPr>
+        <w:t>اقتراحات التَّرْجَمَةً:</w:t>
+      </w:r>
+    </w:p>
+    <w:p>
+      <w:pPr>
+        <w:pStyle w:val="ListBullet"/>
+        <w:bidi/>
+        <w:spacing w:line="240" w:lineRule="auto"/>
+        <w:ind w:left="720"/>
+      </w:pPr>
+      <w:r>
+        <w:rPr>
+          <w:lang w:val="ar_AE" w:bidi="ar_AE"/>
+        </w:rPr>
+      </w:r>
+      <w:r>
+        <w:rPr>
+          <w:lang w:val="ar_AE" w:bidi="ar_AE"/>
+        </w:rPr>
+        <w:t>يمكن أيضًا تَرْجَمَة هذا المصطلح: "زمن الدينونة" بما أنه قد أشار على الأرجح إلى أكثر من يوم واحد.</w:t>
+      </w:r>
+    </w:p>
+    <w:p>
+      <w:pPr>
+        <w:pStyle w:val="ListBullet"/>
+        <w:bidi/>
+        <w:spacing w:line="240" w:lineRule="auto"/>
+        <w:ind w:left="720"/>
+      </w:pPr>
+      <w:r>
+        <w:rPr>
+          <w:lang w:val="ar_AE" w:bidi="ar_AE"/>
+        </w:rPr>
+      </w:r>
+      <w:r>
+        <w:rPr>
+          <w:lang w:val="ar_AE" w:bidi="ar_AE"/>
+        </w:rPr>
+        <w:t>ربما تشمل طرق أخرى لترجمة هذا المصطلح "نهاية الأزمنة عندما يحكم الله على جميع الناس."</w:t>
+      </w:r>
+    </w:p>
+    <w:p>
+      <w:pPr>
+        <w:pStyle w:val="ListBullet"/>
+        <w:bidi/>
+        <w:spacing w:line="240" w:lineRule="auto"/>
+        <w:ind w:left="720"/>
+      </w:pPr>
+      <w:r>
+        <w:rPr>
+          <w:lang w:val="ar_AE" w:bidi="ar_AE"/>
+        </w:rPr>
+      </w:r>
+      <w:r>
+        <w:rPr>
+          <w:lang w:val="ar_AE" w:bidi="ar_AE"/>
+        </w:rPr>
+        <w:t>بعض الترجمات تكتب هذا المصطلح بأحرف بارزة لإظهاره اسمًا يُعبِّر عن يوم أو زمن خاص: "يوم الدينونة" أو "زمن الدينونة".</w:t>
+      </w:r>
+    </w:p>
+    <w:p>
+      <w:pPr>
+        <w:bidi/>
+      </w:pPr>
+      <w:r>
+        <w:rPr>
+          <w:lang w:val="ar_AE" w:bidi="ar_AE"/>
+        </w:rPr>
+      </w:r>
+      <w:r>
+        <w:rPr>
+          <w:lang w:val="ar_AE" w:bidi="ar_AE"/>
+        </w:rPr>
+        <w:t xml:space="preserve">(انظر أيضًا: </w:t>
+      </w:r>
+      <w:r>
+        <w:rPr>
+          <w:lang w:val="ar_AE" w:bidi="ar_AE"/>
+        </w:rPr>
+        <w:t>قاضي</w:t>
+      </w:r>
+      <w:r>
+        <w:rPr>
+          <w:lang w:val="ar_AE" w:bidi="ar_AE"/>
+        </w:rPr>
+        <w:t xml:space="preserve">, </w:t>
+      </w:r>
+      <w:r>
+        <w:rPr>
+          <w:lang w:val="ar_AE" w:bidi="ar_AE"/>
+        </w:rPr>
+        <w:t>يسوع</w:t>
+      </w:r>
+      <w:r>
+        <w:rPr>
+          <w:lang w:val="ar_AE" w:bidi="ar_AE"/>
+        </w:rPr>
+        <w:t xml:space="preserve">, </w:t>
+      </w:r>
+      <w:r>
+        <w:rPr>
+          <w:lang w:val="ar_AE" w:bidi="ar_AE"/>
+        </w:rPr>
+        <w:t>السماء</w:t>
+      </w:r>
+      <w:r>
+        <w:rPr>
+          <w:lang w:val="ar_AE" w:bidi="ar_AE"/>
+        </w:rPr>
+        <w:t xml:space="preserve">, </w:t>
+      </w:r>
+      <w:r>
+        <w:rPr>
+          <w:lang w:val="ar_AE" w:bidi="ar_AE"/>
+        </w:rPr>
+        <w:t>الجحيم</w:t>
+      </w:r>
+      <w:r>
+        <w:rPr>
+          <w:lang w:val="ar_AE" w:bidi="ar_AE"/>
+        </w:rPr>
+        <w:t>)</w:t>
+      </w:r>
+    </w:p>
+    <w:p>
+      <w:pPr>
+        <w:pStyle w:val="Heading3"/>
+        <w:bidi/>
+      </w:pPr>
+      <w:r>
+        <w:rPr>
+          <w:lang w:val="ar_AE" w:bidi="ar_AE"/>
+        </w:rPr>
+        <w:t>مراجع الكتاب المقدس:</w:t>
+      </w:r>
+    </w:p>
+    <w:p>
+      <w:pPr>
+        <w:pStyle w:val="ListBullet"/>
+        <w:bidi/>
+        <w:spacing w:line="240" w:lineRule="auto"/>
+        <w:ind w:left="720"/>
+      </w:pPr>
+      <w:r>
+        <w:rPr>
+          <w:lang w:val="ar_AE" w:bidi="ar_AE"/>
+        </w:rPr>
+      </w:r>
+      <w:hyperlink r:id="rId605">
+        <w:r>
+          <w:rPr>
+            <w:lang w:val="ar_AE" w:bidi="ar_AE"/>
+          </w:rPr>
+          <w:rPr>
+            <w:color w:val="0000EE"/>
+            <w:u w:val="single"/>
+          </w:rPr>
+          <w:t>لوقا 10:12</w:t>
+        </w:r>
+      </w:hyperlink>
+    </w:p>
+    <w:p>
+      <w:pPr>
+        <w:pStyle w:val="ListBullet"/>
+        <w:bidi/>
+        <w:spacing w:line="240" w:lineRule="auto"/>
+        <w:ind w:left="720"/>
+      </w:pPr>
+      <w:r>
+        <w:rPr>
+          <w:lang w:val="ar_AE" w:bidi="ar_AE"/>
+        </w:rPr>
+      </w:r>
+      <w:hyperlink r:id="rId606">
+        <w:r>
+          <w:rPr>
+            <w:lang w:val="ar_AE" w:bidi="ar_AE"/>
+          </w:rPr>
+          <w:rPr>
+            <w:color w:val="0000EE"/>
+            <w:u w:val="single"/>
+          </w:rPr>
+          <w:t>لوقا 11:31</w:t>
+        </w:r>
+      </w:hyperlink>
+    </w:p>
+    <w:p>
+      <w:pPr>
+        <w:pStyle w:val="ListBullet"/>
+        <w:bidi/>
+        <w:spacing w:line="240" w:lineRule="auto"/>
+        <w:ind w:left="720"/>
+      </w:pPr>
+      <w:r>
+        <w:rPr>
+          <w:lang w:val="ar_AE" w:bidi="ar_AE"/>
+        </w:rPr>
+      </w:r>
+      <w:hyperlink r:id="rId607">
+        <w:r>
+          <w:rPr>
+            <w:lang w:val="ar_AE" w:bidi="ar_AE"/>
+          </w:rPr>
+          <w:rPr>
+            <w:color w:val="0000EE"/>
+            <w:u w:val="single"/>
+          </w:rPr>
+          <w:t>لوقا 11:32</w:t>
+        </w:r>
+      </w:hyperlink>
+    </w:p>
+    <w:p>
+      <w:pPr>
+        <w:pStyle w:val="ListBullet"/>
+        <w:bidi/>
+        <w:spacing w:line="240" w:lineRule="auto"/>
+        <w:ind w:left="720"/>
+      </w:pPr>
+      <w:r>
+        <w:rPr>
+          <w:lang w:val="ar_AE" w:bidi="ar_AE"/>
+        </w:rPr>
+      </w:r>
+      <w:hyperlink r:id="rId608">
+        <w:r>
+          <w:rPr>
+            <w:lang w:val="ar_AE" w:bidi="ar_AE"/>
+          </w:rPr>
+          <w:rPr>
+            <w:color w:val="0000EE"/>
+            <w:u w:val="single"/>
+          </w:rPr>
+          <w:t>متى 10:15</w:t>
+        </w:r>
+      </w:hyperlink>
+    </w:p>
+    <w:p>
+      <w:pPr>
+        <w:pStyle w:val="ListBullet"/>
+        <w:bidi/>
+        <w:spacing w:line="240" w:lineRule="auto"/>
+        <w:ind w:left="720"/>
+      </w:pPr>
+      <w:r>
+        <w:rPr>
+          <w:lang w:val="ar_AE" w:bidi="ar_AE"/>
+        </w:rPr>
+      </w:r>
+      <w:hyperlink r:id="rId609">
+        <w:r>
+          <w:rPr>
+            <w:lang w:val="ar_AE" w:bidi="ar_AE"/>
+          </w:rPr>
+          <w:rPr>
+            <w:color w:val="0000EE"/>
+            <w:u w:val="single"/>
+          </w:rPr>
+          <w:t>متى 12:36</w:t>
+        </w:r>
+      </w:hyperlink>
+    </w:p>
+    <w:p>
+      <w:pPr>
+        <w:pStyle w:val="Heading3"/>
+        <w:bidi/>
+      </w:pPr>
+      <w:r>
+        <w:rPr>
+          <w:lang w:val="ar_AE" w:bidi="ar_AE"/>
+        </w:rPr>
+        <w:t>بيانات الكلمات:</w:t>
+      </w:r>
+    </w:p>
+    <w:p>
+      <w:pPr>
+        <w:pStyle w:val="ListBullet"/>
+        <w:bidi/>
+        <w:spacing w:line="240" w:lineRule="auto"/>
+        <w:ind w:left="720"/>
+      </w:pPr>
+      <w:r>
+        <w:rPr>
+          <w:lang w:val="ar_AE" w:bidi="ar_AE"/>
+        </w:rPr>
+      </w:r>
+      <w:r>
+        <w:rPr>
+          <w:lang w:val="ar_AE" w:bidi="ar_AE"/>
+        </w:rPr>
+        <w:t>قاموس سترونغ: H2962, H3117, H4941, G22500, G29200, G29620</w:t>
+      </w:r>
+      <w:r>
+        <w:rPr>
+          <w:lang w:val="ar_AE" w:bidi="ar_AE"/>
+        </w:rPr>
+      </w:r>
+      <w:r>
+        <w:rPr>
+          <w:lang w:val="ar_AE" w:bidi="ar_AE"/>
+        </w:rPr>
+      </w:r>
+    </w:p>
+    <w:p>
+      <w:pPr>
+        <w:bidi/>
+      </w:pPr>
+      <w:r>
+        <w:rPr>
+          <w:lang w:val="ar_AE" w:bidi="ar_AE"/>
+        </w:rPr>
+      </w:r>
+    </w:p>
+    <w:p>
+      <w:pPr>
+        <w:pStyle w:val="Heading2"/>
+        <w:bidi/>
+      </w:pPr>
+      <w:r>
+        <w:rPr>
+          <w:lang w:val="ar_AE" w:bidi="ar_AE"/>
+        </w:rPr>
+        <w:t>يوم الرب</w:t>
+      </w:r>
+      <w:r>
+        <w:rPr>
+          <w:lang w:val="ar_AE" w:bidi="ar_AE"/>
+        </w:rPr>
+      </w:r>
+    </w:p>
+    <w:p>
+      <w:pPr>
+        <w:pStyle w:val="Heading3"/>
+        <w:bidi/>
+      </w:pPr>
+      <w:r>
+        <w:rPr>
+          <w:lang w:val="ar_AE" w:bidi="ar_AE"/>
+        </w:rPr>
+        <w:t>الوصف:</w:t>
+      </w:r>
+    </w:p>
+    <w:p>
+      <w:pPr>
+        <w:bidi/>
+      </w:pPr>
+      <w:r>
+        <w:rPr>
+          <w:lang w:val="ar_AE" w:bidi="ar_AE"/>
+        </w:rPr>
+      </w:r>
+      <w:r>
+        <w:rPr>
+          <w:lang w:val="ar_AE" w:bidi="ar_AE"/>
+        </w:rPr>
+        <w:t>يُستخدم مصطلح "يوم يهوه" في العهد القديم للإشارة إلى وقت مستقبلي عندما سيدين الله الناس على خطاياهم.</w:t>
+      </w:r>
+    </w:p>
+    <w:p>
+      <w:pPr>
+        <w:pStyle w:val="ListBullet"/>
+        <w:bidi/>
+        <w:spacing w:line="240" w:lineRule="auto"/>
+        <w:ind w:left="720"/>
+      </w:pPr>
+      <w:r>
+        <w:rPr>
+          <w:lang w:val="ar_AE" w:bidi="ar_AE"/>
+        </w:rPr>
+      </w:r>
+      <w:r>
+        <w:rPr>
+          <w:lang w:val="ar_AE" w:bidi="ar_AE"/>
+        </w:rPr>
+        <w:t>إن مصطلح "يوم يهوه" في العهد القديم هو تعبير يستخدمه العديد من الأنبياء.</w:t>
+      </w:r>
+    </w:p>
+    <w:p>
+      <w:pPr>
+        <w:pStyle w:val="ListBullet"/>
+        <w:bidi/>
+        <w:spacing w:line="240" w:lineRule="auto"/>
+        <w:ind w:left="720"/>
+      </w:pPr>
+      <w:r>
+        <w:rPr>
+          <w:lang w:val="ar_AE" w:bidi="ar_AE"/>
+        </w:rPr>
+      </w:r>
+      <w:r>
+        <w:rPr>
+          <w:lang w:val="ar_AE" w:bidi="ar_AE"/>
+        </w:rPr>
+        <w:t>مصطلح "يوم الرب" في العهد الجديد يشير عادةً إلى اليوم أو الوقت الذي سيعود فيه الرب يسوع ليدين الناس في نهاية الأيام.</w:t>
+      </w:r>
+    </w:p>
+    <w:p>
+      <w:pPr>
+        <w:pStyle w:val="ListBullet"/>
+        <w:bidi/>
+        <w:spacing w:line="240" w:lineRule="auto"/>
+        <w:ind w:left="720"/>
+      </w:pPr>
+      <w:r>
+        <w:rPr>
+          <w:lang w:val="ar_AE" w:bidi="ar_AE"/>
+        </w:rPr>
+      </w:r>
+      <w:r>
+        <w:rPr>
+          <w:lang w:val="ar_AE" w:bidi="ar_AE"/>
+        </w:rPr>
+        <w:t>كما أن هذا الوقت النهائي والمستقبلي من الدينونة والقيامة يُشار إليه أحيانًا بتعبير "اليوم الأخير". وسيبدأ هذا الوقت عندما يعود الرب يسوع ليدين الخطاة ويؤسس مُلكه بشكل دائم.</w:t>
+      </w:r>
+    </w:p>
+    <w:p>
+      <w:pPr>
+        <w:pStyle w:val="ListBullet"/>
+        <w:bidi/>
+        <w:spacing w:line="240" w:lineRule="auto"/>
+        <w:ind w:left="720"/>
+      </w:pPr>
+      <w:r>
+        <w:rPr>
+          <w:lang w:val="ar_AE" w:bidi="ar_AE"/>
+        </w:rPr>
+      </w:r>
+      <w:r>
+        <w:rPr>
+          <w:lang w:val="ar_AE" w:bidi="ar_AE"/>
+        </w:rPr>
+        <w:t>قد يشير مصطلح "يوم" في هذه العبارات أحيانًا إلى يوم حرفي أو قد يشير إلى "وقت" أو "حدث" أطول من يوم.</w:t>
+      </w:r>
+    </w:p>
+    <w:p>
+      <w:pPr>
+        <w:pStyle w:val="ListBullet"/>
+        <w:bidi/>
+        <w:spacing w:line="240" w:lineRule="auto"/>
+        <w:ind w:left="720"/>
+      </w:pPr>
+      <w:r>
+        <w:rPr>
+          <w:lang w:val="ar_AE" w:bidi="ar_AE"/>
+        </w:rPr>
+      </w:r>
+      <w:r>
+        <w:rPr>
+          <w:lang w:val="ar_AE" w:bidi="ar_AE"/>
+        </w:rPr>
+        <w:t>أحيانًا يُشار إلى الدينونة والعقاب من خلال تعبير"سكب غضب الله" على الذين لا يؤمنون.</w:t>
+      </w:r>
+    </w:p>
+    <w:p>
+      <w:pPr>
+        <w:pStyle w:val="Heading3"/>
+        <w:bidi/>
+      </w:pPr>
+      <w:r>
+        <w:rPr>
+          <w:lang w:val="ar_AE" w:bidi="ar_AE"/>
+        </w:rPr>
+        <w:t>اقتراحات الترجمة:</w:t>
+      </w:r>
+    </w:p>
+    <w:p>
+      <w:pPr>
+        <w:pStyle w:val="ListBullet"/>
+        <w:bidi/>
+        <w:spacing w:line="240" w:lineRule="auto"/>
+        <w:ind w:left="720"/>
+      </w:pPr>
+      <w:r>
+        <w:rPr>
+          <w:lang w:val="ar_AE" w:bidi="ar_AE"/>
+        </w:rPr>
+      </w:r>
+      <w:r>
+        <w:rPr>
+          <w:lang w:val="ar_AE" w:bidi="ar_AE"/>
+        </w:rPr>
+        <w:t>اعتمادًا على السياق، يمكن ترجمة "يوم يهوه" بطرق أخرى مثل "وقت يهوه" أو "الوقت الذي سيُعاقب فيه الرب أعداءه" أو "وقت غضب يهوه".</w:t>
+      </w:r>
+    </w:p>
+    <w:p>
+      <w:pPr>
+        <w:pStyle w:val="ListBullet"/>
+        <w:bidi/>
+        <w:spacing w:line="240" w:lineRule="auto"/>
+        <w:ind w:left="720"/>
+      </w:pPr>
+      <w:r>
+        <w:rPr>
+          <w:lang w:val="ar_AE" w:bidi="ar_AE"/>
+        </w:rPr>
+      </w:r>
+      <w:r>
+        <w:rPr>
+          <w:lang w:val="ar_AE" w:bidi="ar_AE"/>
+        </w:rPr>
+        <w:t>يمكن ترجمة "يوم الرب" بطرق أخرى مثل "وقت دينونة الرب" أو "الوقت الذي سيأتي فيه الرب يسوع ثانية ليدين الناس".</w:t>
+      </w:r>
+    </w:p>
+    <w:p>
+      <w:pPr>
+        <w:bidi/>
+      </w:pPr>
+      <w:r>
+        <w:rPr>
+          <w:lang w:val="ar_AE" w:bidi="ar_AE"/>
+        </w:rPr>
+      </w:r>
+      <w:r>
+        <w:rPr>
+          <w:lang w:val="ar_AE" w:bidi="ar_AE"/>
+        </w:rPr>
+        <w:t xml:space="preserve">(انظر أيضًا: </w:t>
+      </w:r>
+      <w:r>
+        <w:rPr>
+          <w:lang w:val="ar_AE" w:bidi="ar_AE"/>
+        </w:rPr>
+        <w:t>يوم</w:t>
+      </w:r>
+      <w:r>
+        <w:rPr>
+          <w:lang w:val="ar_AE" w:bidi="ar_AE"/>
+        </w:rPr>
+        <w:t xml:space="preserve">، </w:t>
+      </w:r>
+      <w:r>
+        <w:rPr>
+          <w:lang w:val="ar_AE" w:bidi="ar_AE"/>
+        </w:rPr>
+        <w:t>يوم الدينونة</w:t>
+      </w:r>
+      <w:r>
+        <w:rPr>
+          <w:lang w:val="ar_AE" w:bidi="ar_AE"/>
+        </w:rPr>
+        <w:t xml:space="preserve">، </w:t>
+      </w:r>
+      <w:r>
+        <w:rPr>
+          <w:lang w:val="ar_AE" w:bidi="ar_AE"/>
+        </w:rPr>
+        <w:t>الرب</w:t>
+      </w:r>
+      <w:r>
+        <w:rPr>
+          <w:lang w:val="ar_AE" w:bidi="ar_AE"/>
+        </w:rPr>
+        <w:t xml:space="preserve">، </w:t>
+      </w:r>
+      <w:r>
+        <w:rPr>
+          <w:lang w:val="ar_AE" w:bidi="ar_AE"/>
+        </w:rPr>
+        <w:t>القيامة</w:t>
+      </w:r>
+      <w:r>
+        <w:rPr>
+          <w:lang w:val="ar_AE" w:bidi="ar_AE"/>
+        </w:rPr>
+        <w:t xml:space="preserve">، </w:t>
+      </w:r>
+      <w:r>
+        <w:rPr>
+          <w:lang w:val="ar_AE" w:bidi="ar_AE"/>
+        </w:rPr>
+        <w:t>يهوه</w:t>
+      </w:r>
+      <w:r>
+        <w:rPr>
+          <w:lang w:val="ar_AE" w:bidi="ar_AE"/>
+        </w:rPr>
+        <w:t>)</w:t>
+      </w:r>
+    </w:p>
+    <w:p>
+      <w:pPr>
+        <w:pStyle w:val="Heading3"/>
+        <w:bidi/>
+      </w:pPr>
+      <w:r>
+        <w:rPr>
+          <w:lang w:val="ar_AE" w:bidi="ar_AE"/>
+        </w:rPr>
+        <w:t>مراجع الكتاب المقدس:</w:t>
+      </w:r>
+    </w:p>
+    <w:p>
+      <w:pPr>
+        <w:pStyle w:val="ListBullet"/>
+        <w:bidi/>
+        <w:spacing w:line="240" w:lineRule="auto"/>
+        <w:ind w:left="720"/>
+      </w:pPr>
+      <w:r>
+        <w:rPr>
+          <w:lang w:val="ar_AE" w:bidi="ar_AE"/>
+        </w:rPr>
+      </w:r>
+      <w:hyperlink r:id="rId610">
+        <w:r>
+          <w:rPr>
+            <w:lang w:val="ar_AE" w:bidi="ar_AE"/>
+          </w:rPr>
+          <w:rPr>
+            <w:color w:val="0000EE"/>
+            <w:u w:val="single"/>
+          </w:rPr>
+          <w:t>1 كورنثوس 5: 5</w:t>
+        </w:r>
+      </w:hyperlink>
+    </w:p>
+    <w:p>
+      <w:pPr>
+        <w:pStyle w:val="ListBullet"/>
+        <w:bidi/>
+        <w:spacing w:line="240" w:lineRule="auto"/>
+        <w:ind w:left="720"/>
+      </w:pPr>
+      <w:r>
+        <w:rPr>
+          <w:lang w:val="ar_AE" w:bidi="ar_AE"/>
+        </w:rPr>
+      </w:r>
+      <w:hyperlink r:id="rId611">
+        <w:r>
+          <w:rPr>
+            <w:lang w:val="ar_AE" w:bidi="ar_AE"/>
+          </w:rPr>
+          <w:rPr>
+            <w:color w:val="0000EE"/>
+            <w:u w:val="single"/>
+          </w:rPr>
+          <w:t>1 تسالونيكي 5: 2</w:t>
+        </w:r>
+      </w:hyperlink>
+    </w:p>
+    <w:p>
+      <w:pPr>
+        <w:pStyle w:val="ListBullet"/>
+        <w:bidi/>
+        <w:spacing w:line="240" w:lineRule="auto"/>
+        <w:ind w:left="720"/>
+      </w:pPr>
+      <w:r>
+        <w:rPr>
+          <w:lang w:val="ar_AE" w:bidi="ar_AE"/>
+        </w:rPr>
+      </w:r>
+      <w:hyperlink r:id="rId612">
+        <w:r>
+          <w:rPr>
+            <w:lang w:val="ar_AE" w:bidi="ar_AE"/>
+          </w:rPr>
+          <w:rPr>
+            <w:color w:val="0000EE"/>
+            <w:u w:val="single"/>
+          </w:rPr>
+          <w:t>2 بطرس 3: 10</w:t>
+        </w:r>
+      </w:hyperlink>
+    </w:p>
+    <w:p>
+      <w:pPr>
+        <w:pStyle w:val="ListBullet"/>
+        <w:bidi/>
+        <w:spacing w:line="240" w:lineRule="auto"/>
+        <w:ind w:left="720"/>
+      </w:pPr>
+      <w:r>
+        <w:rPr>
+          <w:lang w:val="ar_AE" w:bidi="ar_AE"/>
+        </w:rPr>
+      </w:r>
+      <w:hyperlink r:id="rId613">
+        <w:r>
+          <w:rPr>
+            <w:lang w:val="ar_AE" w:bidi="ar_AE"/>
+          </w:rPr>
+          <w:rPr>
+            <w:color w:val="0000EE"/>
+            <w:u w:val="single"/>
+          </w:rPr>
+          <w:t>2 تسالونيكي 2: 2</w:t>
+        </w:r>
+      </w:hyperlink>
+    </w:p>
+    <w:p>
+      <w:pPr>
+        <w:pStyle w:val="ListBullet"/>
+        <w:bidi/>
+        <w:spacing w:line="240" w:lineRule="auto"/>
+        <w:ind w:left="720"/>
+      </w:pPr>
+      <w:r>
+        <w:rPr>
+          <w:lang w:val="ar_AE" w:bidi="ar_AE"/>
+        </w:rPr>
+      </w:r>
+      <w:hyperlink r:id="rId614">
+        <w:r>
+          <w:rPr>
+            <w:lang w:val="ar_AE" w:bidi="ar_AE"/>
+          </w:rPr>
+          <w:rPr>
+            <w:color w:val="0000EE"/>
+            <w:u w:val="single"/>
+          </w:rPr>
+          <w:t>أعمال الرسل 2: 20–21</w:t>
+        </w:r>
+      </w:hyperlink>
+    </w:p>
+    <w:p>
+      <w:pPr>
+        <w:pStyle w:val="ListBullet"/>
+        <w:bidi/>
+        <w:spacing w:line="240" w:lineRule="auto"/>
+        <w:ind w:left="720"/>
+      </w:pPr>
+      <w:r>
+        <w:rPr>
+          <w:lang w:val="ar_AE" w:bidi="ar_AE"/>
+        </w:rPr>
+      </w:r>
+      <w:hyperlink r:id="rId615">
+        <w:r>
+          <w:rPr>
+            <w:lang w:val="ar_AE" w:bidi="ar_AE"/>
+          </w:rPr>
+          <w:rPr>
+            <w:color w:val="0000EE"/>
+            <w:u w:val="single"/>
+          </w:rPr>
+          <w:t>فيلبي 1: 9–11</w:t>
+        </w:r>
+      </w:hyperlink>
+    </w:p>
+    <w:p>
+      <w:pPr>
+        <w:pStyle w:val="Heading3"/>
+        <w:bidi/>
+      </w:pPr>
+      <w:r>
+        <w:rPr>
+          <w:lang w:val="ar_AE" w:bidi="ar_AE"/>
+        </w:rPr>
+        <w:t>بيانات الكلمة:</w:t>
+      </w:r>
+    </w:p>
+    <w:p>
+      <w:pPr>
+        <w:pStyle w:val="ListBullet"/>
+        <w:bidi/>
+        <w:spacing w:line="240" w:lineRule="auto"/>
+        <w:ind w:left="720"/>
+      </w:pPr>
+      <w:r>
+        <w:rPr>
+          <w:lang w:val="ar_AE" w:bidi="ar_AE"/>
+        </w:rPr>
+      </w:r>
+      <w:r>
+        <w:rPr>
+          <w:lang w:val="ar_AE" w:bidi="ar_AE"/>
+        </w:rPr>
+        <w:t>سترونغ: H3068، H3117، G22500، G29620</w:t>
+      </w:r>
+      <w:r>
+        <w:rPr>
+          <w:lang w:val="ar_AE" w:bidi="ar_AE"/>
+        </w:rPr>
+      </w:r>
+      <w:r>
+        <w:rPr>
+          <w:lang w:val="ar_AE" w:bidi="ar_AE"/>
+        </w:rPr>
+      </w:r>
+    </w:p>
+    <w:p>
+      <w:pPr>
+        <w:bidi/>
+      </w:pPr>
+      <w:r>
+        <w:rPr>
+          <w:lang w:val="ar_AE" w:bidi="ar_AE"/>
+        </w:rPr>
+      </w:r>
+    </w:p>
+    <w:p>
+      <w:pPr>
+        <w:pStyle w:val="Heading2"/>
+        <w:bidi/>
+      </w:pPr>
+      <w:r>
+        <w:rPr>
+          <w:lang w:val="ar_AE" w:bidi="ar_AE"/>
+        </w:rPr>
         <w:t>يوم (في الكتاب المقدس)</w:t>
       </w:r>
       <w:r>
@@ -53157,7 +54040,7 @@
           <w:lang w:val="ar_AE" w:bidi="ar_AE"/>
         </w:rPr>
       </w:r>
-      <w:hyperlink r:id="rId605">
+      <w:hyperlink r:id="rId616">
         <w:r>
           <w:rPr>
             <w:lang w:val="ar_AE" w:bidi="ar_AE"/>
@@ -53182,7 +54065,7 @@
           <w:lang w:val="ar_AE" w:bidi="ar_AE"/>
         </w:rPr>
       </w:r>
-      <w:hyperlink r:id="rId606">
+      <w:hyperlink r:id="rId617">
         <w:r>
           <w:rPr>
             <w:lang w:val="ar_AE" w:bidi="ar_AE"/>
@@ -53207,7 +54090,7 @@
           <w:lang w:val="ar_AE" w:bidi="ar_AE"/>
         </w:rPr>
       </w:r>
-      <w:hyperlink r:id="rId607">
+      <w:hyperlink r:id="rId618">
         <w:r>
           <w:rPr>
             <w:lang w:val="ar_AE" w:bidi="ar_AE"/>
@@ -53232,7 +54115,7 @@
           <w:lang w:val="ar_AE" w:bidi="ar_AE"/>
         </w:rPr>
       </w:r>
-      <w:hyperlink r:id="rId608">
+      <w:hyperlink r:id="rId619">
         <w:r>
           <w:rPr>
             <w:lang w:val="ar_AE" w:bidi="ar_AE"/>
@@ -53257,7 +54140,7 @@
           <w:lang w:val="ar_AE" w:bidi="ar_AE"/>
         </w:rPr>
       </w:r>
-      <w:hyperlink r:id="rId609">
+      <w:hyperlink r:id="rId620">
         <w:r>
           <w:rPr>
             <w:lang w:val="ar_AE" w:bidi="ar_AE"/>
@@ -53299,889 +54182,6 @@
           <w:lang w:val="ar_AE" w:bidi="ar_AE"/>
         </w:rPr>
         <w:t>سترونج: H3117, H3118, H6242, G22500</w:t>
-      </w:r>
-      <w:r>
-        <w:rPr>
-          <w:lang w:val="ar_AE" w:bidi="ar_AE"/>
-        </w:rPr>
-      </w:r>
-      <w:r>
-        <w:rPr>
-          <w:lang w:val="ar_AE" w:bidi="ar_AE"/>
-        </w:rPr>
-      </w:r>
-    </w:p>
-    <w:p>
-      <w:pPr>
-        <w:bidi/>
-      </w:pPr>
-      <w:r>
-        <w:rPr>
-          <w:lang w:val="ar_AE" w:bidi="ar_AE"/>
-        </w:rPr>
-      </w:r>
-    </w:p>
-    <w:p>
-      <w:pPr>
-        <w:pStyle w:val="Heading2"/>
-        <w:bidi/>
-      </w:pPr>
-      <w:r>
-        <w:rPr>
-          <w:lang w:val="ar_AE" w:bidi="ar_AE"/>
-        </w:rPr>
-        <w:t>يوم الدينونة</w:t>
-      </w:r>
-      <w:r>
-        <w:rPr>
-          <w:lang w:val="ar_AE" w:bidi="ar_AE"/>
-        </w:rPr>
-      </w:r>
-    </w:p>
-    <w:p>
-      <w:pPr>
-        <w:pStyle w:val="Heading3"/>
-        <w:bidi/>
-      </w:pPr>
-      <w:r>
-        <w:rPr>
-          <w:lang w:val="ar_AE" w:bidi="ar_AE"/>
-        </w:rPr>
-        <w:t>التعريف:</w:t>
-      </w:r>
-    </w:p>
-    <w:p>
-      <w:pPr>
-        <w:bidi/>
-      </w:pPr>
-      <w:r>
-        <w:rPr>
-          <w:lang w:val="ar_AE" w:bidi="ar_AE"/>
-        </w:rPr>
-      </w:r>
-      <w:r>
-        <w:rPr>
-          <w:lang w:val="ar_AE" w:bidi="ar_AE"/>
-        </w:rPr>
-        <w:t>يشير مصطلح "يوم الدينونة" إلى زمن مستقبلي سيحكُم فيه الله على كل شخص.</w:t>
-      </w:r>
-    </w:p>
-    <w:p>
-      <w:pPr>
-        <w:pStyle w:val="ListBullet"/>
-        <w:bidi/>
-        <w:spacing w:line="240" w:lineRule="auto"/>
-        <w:ind w:left="720"/>
-      </w:pPr>
-      <w:r>
-        <w:rPr>
-          <w:lang w:val="ar_AE" w:bidi="ar_AE"/>
-        </w:rPr>
-      </w:r>
-      <w:r>
-        <w:rPr>
-          <w:lang w:val="ar_AE" w:bidi="ar_AE"/>
-        </w:rPr>
-        <w:t>جعل الله ابنه، يسوع المسيح، قاضيًا على جميع الناس.</w:t>
-      </w:r>
-    </w:p>
-    <w:p>
-      <w:pPr>
-        <w:pStyle w:val="ListBullet"/>
-        <w:bidi/>
-        <w:spacing w:line="240" w:lineRule="auto"/>
-        <w:ind w:left="720"/>
-      </w:pPr>
-      <w:r>
-        <w:rPr>
-          <w:lang w:val="ar_AE" w:bidi="ar_AE"/>
-        </w:rPr>
-      </w:r>
-      <w:r>
-        <w:rPr>
-          <w:lang w:val="ar_AE" w:bidi="ar_AE"/>
-        </w:rPr>
-        <w:t>في يوم الدينونة، سيدين المسيح الناس على أساس شخصه البار.</w:t>
-      </w:r>
-    </w:p>
-    <w:p>
-      <w:pPr>
-        <w:pStyle w:val="Heading3"/>
-        <w:bidi/>
-      </w:pPr>
-      <w:r>
-        <w:rPr>
-          <w:lang w:val="ar_AE" w:bidi="ar_AE"/>
-        </w:rPr>
-        <w:t>اقتراحات التَّرْجَمَةً:</w:t>
-      </w:r>
-    </w:p>
-    <w:p>
-      <w:pPr>
-        <w:pStyle w:val="ListBullet"/>
-        <w:bidi/>
-        <w:spacing w:line="240" w:lineRule="auto"/>
-        <w:ind w:left="720"/>
-      </w:pPr>
-      <w:r>
-        <w:rPr>
-          <w:lang w:val="ar_AE" w:bidi="ar_AE"/>
-        </w:rPr>
-      </w:r>
-      <w:r>
-        <w:rPr>
-          <w:lang w:val="ar_AE" w:bidi="ar_AE"/>
-        </w:rPr>
-        <w:t>يمكن أيضًا تَرْجَمَة هذا المصطلح: "زمن الدينونة" بما أنه قد أشار على الأرجح إلى أكثر من يوم واحد.</w:t>
-      </w:r>
-    </w:p>
-    <w:p>
-      <w:pPr>
-        <w:pStyle w:val="ListBullet"/>
-        <w:bidi/>
-        <w:spacing w:line="240" w:lineRule="auto"/>
-        <w:ind w:left="720"/>
-      </w:pPr>
-      <w:r>
-        <w:rPr>
-          <w:lang w:val="ar_AE" w:bidi="ar_AE"/>
-        </w:rPr>
-      </w:r>
-      <w:r>
-        <w:rPr>
-          <w:lang w:val="ar_AE" w:bidi="ar_AE"/>
-        </w:rPr>
-        <w:t>ربما تشمل طرق أخرى لترجمة هذا المصطلح "نهاية الأزمنة عندما يحكم الله على جميع الناس."</w:t>
-      </w:r>
-    </w:p>
-    <w:p>
-      <w:pPr>
-        <w:pStyle w:val="ListBullet"/>
-        <w:bidi/>
-        <w:spacing w:line="240" w:lineRule="auto"/>
-        <w:ind w:left="720"/>
-      </w:pPr>
-      <w:r>
-        <w:rPr>
-          <w:lang w:val="ar_AE" w:bidi="ar_AE"/>
-        </w:rPr>
-      </w:r>
-      <w:r>
-        <w:rPr>
-          <w:lang w:val="ar_AE" w:bidi="ar_AE"/>
-        </w:rPr>
-        <w:t>بعض الترجمات تكتب هذا المصطلح بأحرف بارزة لإظهاره اسمًا يُعبِّر عن يوم أو زمن خاص: "يوم الدينونة" أو "زمن الدينونة".</w:t>
-      </w:r>
-    </w:p>
-    <w:p>
-      <w:pPr>
-        <w:bidi/>
-      </w:pPr>
-      <w:r>
-        <w:rPr>
-          <w:lang w:val="ar_AE" w:bidi="ar_AE"/>
-        </w:rPr>
-      </w:r>
-      <w:r>
-        <w:rPr>
-          <w:lang w:val="ar_AE" w:bidi="ar_AE"/>
-        </w:rPr>
-        <w:t xml:space="preserve">(انظر أيضًا: </w:t>
-      </w:r>
-      <w:r>
-        <w:rPr>
-          <w:lang w:val="ar_AE" w:bidi="ar_AE"/>
-        </w:rPr>
-        <w:t>قاضي</w:t>
-      </w:r>
-      <w:r>
-        <w:rPr>
-          <w:lang w:val="ar_AE" w:bidi="ar_AE"/>
-        </w:rPr>
-        <w:t xml:space="preserve">, </w:t>
-      </w:r>
-      <w:r>
-        <w:rPr>
-          <w:lang w:val="ar_AE" w:bidi="ar_AE"/>
-        </w:rPr>
-        <w:t>يسوع</w:t>
-      </w:r>
-      <w:r>
-        <w:rPr>
-          <w:lang w:val="ar_AE" w:bidi="ar_AE"/>
-        </w:rPr>
-        <w:t xml:space="preserve">, </w:t>
-      </w:r>
-      <w:r>
-        <w:rPr>
-          <w:lang w:val="ar_AE" w:bidi="ar_AE"/>
-        </w:rPr>
-        <w:t>السماء</w:t>
-      </w:r>
-      <w:r>
-        <w:rPr>
-          <w:lang w:val="ar_AE" w:bidi="ar_AE"/>
-        </w:rPr>
-        <w:t xml:space="preserve">, </w:t>
-      </w:r>
-      <w:r>
-        <w:rPr>
-          <w:lang w:val="ar_AE" w:bidi="ar_AE"/>
-        </w:rPr>
-        <w:t>الجحيم</w:t>
-      </w:r>
-      <w:r>
-        <w:rPr>
-          <w:lang w:val="ar_AE" w:bidi="ar_AE"/>
-        </w:rPr>
-        <w:t>)</w:t>
-      </w:r>
-    </w:p>
-    <w:p>
-      <w:pPr>
-        <w:pStyle w:val="Heading3"/>
-        <w:bidi/>
-      </w:pPr>
-      <w:r>
-        <w:rPr>
-          <w:lang w:val="ar_AE" w:bidi="ar_AE"/>
-        </w:rPr>
-        <w:t>مراجع الكتاب المقدس:</w:t>
-      </w:r>
-    </w:p>
-    <w:p>
-      <w:pPr>
-        <w:pStyle w:val="ListBullet"/>
-        <w:bidi/>
-        <w:spacing w:line="240" w:lineRule="auto"/>
-        <w:ind w:left="720"/>
-      </w:pPr>
-      <w:r>
-        <w:rPr>
-          <w:lang w:val="ar_AE" w:bidi="ar_AE"/>
-        </w:rPr>
-      </w:r>
-      <w:hyperlink r:id="rId610">
-        <w:r>
-          <w:rPr>
-            <w:lang w:val="ar_AE" w:bidi="ar_AE"/>
-          </w:rPr>
-          <w:rPr>
-            <w:color w:val="0000EE"/>
-            <w:u w:val="single"/>
-          </w:rPr>
-          <w:t>لوقا 10:12</w:t>
-        </w:r>
-      </w:hyperlink>
-    </w:p>
-    <w:p>
-      <w:pPr>
-        <w:pStyle w:val="ListBullet"/>
-        <w:bidi/>
-        <w:spacing w:line="240" w:lineRule="auto"/>
-        <w:ind w:left="720"/>
-      </w:pPr>
-      <w:r>
-        <w:rPr>
-          <w:lang w:val="ar_AE" w:bidi="ar_AE"/>
-        </w:rPr>
-      </w:r>
-      <w:hyperlink r:id="rId611">
-        <w:r>
-          <w:rPr>
-            <w:lang w:val="ar_AE" w:bidi="ar_AE"/>
-          </w:rPr>
-          <w:rPr>
-            <w:color w:val="0000EE"/>
-            <w:u w:val="single"/>
-          </w:rPr>
-          <w:t>لوقا 11:31</w:t>
-        </w:r>
-      </w:hyperlink>
-    </w:p>
-    <w:p>
-      <w:pPr>
-        <w:pStyle w:val="ListBullet"/>
-        <w:bidi/>
-        <w:spacing w:line="240" w:lineRule="auto"/>
-        <w:ind w:left="720"/>
-      </w:pPr>
-      <w:r>
-        <w:rPr>
-          <w:lang w:val="ar_AE" w:bidi="ar_AE"/>
-        </w:rPr>
-      </w:r>
-      <w:hyperlink r:id="rId612">
-        <w:r>
-          <w:rPr>
-            <w:lang w:val="ar_AE" w:bidi="ar_AE"/>
-          </w:rPr>
-          <w:rPr>
-            <w:color w:val="0000EE"/>
-            <w:u w:val="single"/>
-          </w:rPr>
-          <w:t>لوقا 11:32</w:t>
-        </w:r>
-      </w:hyperlink>
-    </w:p>
-    <w:p>
-      <w:pPr>
-        <w:pStyle w:val="ListBullet"/>
-        <w:bidi/>
-        <w:spacing w:line="240" w:lineRule="auto"/>
-        <w:ind w:left="720"/>
-      </w:pPr>
-      <w:r>
-        <w:rPr>
-          <w:lang w:val="ar_AE" w:bidi="ar_AE"/>
-        </w:rPr>
-      </w:r>
-      <w:hyperlink r:id="rId613">
-        <w:r>
-          <w:rPr>
-            <w:lang w:val="ar_AE" w:bidi="ar_AE"/>
-          </w:rPr>
-          <w:rPr>
-            <w:color w:val="0000EE"/>
-            <w:u w:val="single"/>
-          </w:rPr>
-          <w:t>متى 10:15</w:t>
-        </w:r>
-      </w:hyperlink>
-    </w:p>
-    <w:p>
-      <w:pPr>
-        <w:pStyle w:val="ListBullet"/>
-        <w:bidi/>
-        <w:spacing w:line="240" w:lineRule="auto"/>
-        <w:ind w:left="720"/>
-      </w:pPr>
-      <w:r>
-        <w:rPr>
-          <w:lang w:val="ar_AE" w:bidi="ar_AE"/>
-        </w:rPr>
-      </w:r>
-      <w:hyperlink r:id="rId614">
-        <w:r>
-          <w:rPr>
-            <w:lang w:val="ar_AE" w:bidi="ar_AE"/>
-          </w:rPr>
-          <w:rPr>
-            <w:color w:val="0000EE"/>
-            <w:u w:val="single"/>
-          </w:rPr>
-          <w:t>متى 12:36</w:t>
-        </w:r>
-      </w:hyperlink>
-    </w:p>
-    <w:p>
-      <w:pPr>
-        <w:pStyle w:val="Heading3"/>
-        <w:bidi/>
-      </w:pPr>
-      <w:r>
-        <w:rPr>
-          <w:lang w:val="ar_AE" w:bidi="ar_AE"/>
-        </w:rPr>
-        <w:t>بيانات الكلمات:</w:t>
-      </w:r>
-    </w:p>
-    <w:p>
-      <w:pPr>
-        <w:pStyle w:val="ListBullet"/>
-        <w:bidi/>
-        <w:spacing w:line="240" w:lineRule="auto"/>
-        <w:ind w:left="720"/>
-      </w:pPr>
-      <w:r>
-        <w:rPr>
-          <w:lang w:val="ar_AE" w:bidi="ar_AE"/>
-        </w:rPr>
-      </w:r>
-      <w:r>
-        <w:rPr>
-          <w:lang w:val="ar_AE" w:bidi="ar_AE"/>
-        </w:rPr>
-        <w:t>قاموس سترونغ: H2962, H3117, H4941, G22500, G29200, G29620</w:t>
-      </w:r>
-      <w:r>
-        <w:rPr>
-          <w:lang w:val="ar_AE" w:bidi="ar_AE"/>
-        </w:rPr>
-      </w:r>
-      <w:r>
-        <w:rPr>
-          <w:lang w:val="ar_AE" w:bidi="ar_AE"/>
-        </w:rPr>
-      </w:r>
-    </w:p>
-    <w:p>
-      <w:pPr>
-        <w:bidi/>
-      </w:pPr>
-      <w:r>
-        <w:rPr>
-          <w:lang w:val="ar_AE" w:bidi="ar_AE"/>
-        </w:rPr>
-      </w:r>
-    </w:p>
-    <w:p>
-      <w:pPr>
-        <w:pStyle w:val="Heading2"/>
-        <w:bidi/>
-      </w:pPr>
-      <w:r>
-        <w:rPr>
-          <w:lang w:val="ar_AE" w:bidi="ar_AE"/>
-        </w:rPr>
-        <w:t>يوم الرب</w:t>
-      </w:r>
-      <w:r>
-        <w:rPr>
-          <w:lang w:val="ar_AE" w:bidi="ar_AE"/>
-        </w:rPr>
-      </w:r>
-    </w:p>
-    <w:p>
-      <w:pPr>
-        <w:pStyle w:val="Heading3"/>
-        <w:bidi/>
-      </w:pPr>
-      <w:r>
-        <w:rPr>
-          <w:lang w:val="ar_AE" w:bidi="ar_AE"/>
-        </w:rPr>
-        <w:t>الوصف:</w:t>
-      </w:r>
-    </w:p>
-    <w:p>
-      <w:pPr>
-        <w:bidi/>
-      </w:pPr>
-      <w:r>
-        <w:rPr>
-          <w:lang w:val="ar_AE" w:bidi="ar_AE"/>
-        </w:rPr>
-      </w:r>
-      <w:r>
-        <w:rPr>
-          <w:lang w:val="ar_AE" w:bidi="ar_AE"/>
-        </w:rPr>
-        <w:t>يُستخدم مصطلح "يوم يهوه" في العهد القديم للإشارة إلى وقت مستقبلي عندما سيدين الله الناس على خطاياهم.</w:t>
-      </w:r>
-    </w:p>
-    <w:p>
-      <w:pPr>
-        <w:pStyle w:val="ListBullet"/>
-        <w:bidi/>
-        <w:spacing w:line="240" w:lineRule="auto"/>
-        <w:ind w:left="720"/>
-      </w:pPr>
-      <w:r>
-        <w:rPr>
-          <w:lang w:val="ar_AE" w:bidi="ar_AE"/>
-        </w:rPr>
-      </w:r>
-      <w:r>
-        <w:rPr>
-          <w:lang w:val="ar_AE" w:bidi="ar_AE"/>
-        </w:rPr>
-        <w:t>إن مصطلح "يوم يهوه" في العهد القديم هو تعبير يستخدمه العديد من الأنبياء.</w:t>
-      </w:r>
-    </w:p>
-    <w:p>
-      <w:pPr>
-        <w:pStyle w:val="ListBullet"/>
-        <w:bidi/>
-        <w:spacing w:line="240" w:lineRule="auto"/>
-        <w:ind w:left="720"/>
-      </w:pPr>
-      <w:r>
-        <w:rPr>
-          <w:lang w:val="ar_AE" w:bidi="ar_AE"/>
-        </w:rPr>
-      </w:r>
-      <w:r>
-        <w:rPr>
-          <w:lang w:val="ar_AE" w:bidi="ar_AE"/>
-        </w:rPr>
-        <w:t>مصطلح "يوم الرب" في العهد الجديد يشير عادةً إلى اليوم أو الوقت الذي سيعود فيه الرب يسوع ليدين الناس في نهاية الأيام.</w:t>
-      </w:r>
-    </w:p>
-    <w:p>
-      <w:pPr>
-        <w:pStyle w:val="ListBullet"/>
-        <w:bidi/>
-        <w:spacing w:line="240" w:lineRule="auto"/>
-        <w:ind w:left="720"/>
-      </w:pPr>
-      <w:r>
-        <w:rPr>
-          <w:lang w:val="ar_AE" w:bidi="ar_AE"/>
-        </w:rPr>
-      </w:r>
-      <w:r>
-        <w:rPr>
-          <w:lang w:val="ar_AE" w:bidi="ar_AE"/>
-        </w:rPr>
-        <w:t>كما أن هذا الوقت النهائي والمستقبلي من الدينونة والقيامة يُشار إليه أحيانًا بتعبير "اليوم الأخير". وسيبدأ هذا الوقت عندما يعود الرب يسوع ليدين الخطاة ويؤسس مُلكه بشكل دائم.</w:t>
-      </w:r>
-    </w:p>
-    <w:p>
-      <w:pPr>
-        <w:pStyle w:val="ListBullet"/>
-        <w:bidi/>
-        <w:spacing w:line="240" w:lineRule="auto"/>
-        <w:ind w:left="720"/>
-      </w:pPr>
-      <w:r>
-        <w:rPr>
-          <w:lang w:val="ar_AE" w:bidi="ar_AE"/>
-        </w:rPr>
-      </w:r>
-      <w:r>
-        <w:rPr>
-          <w:lang w:val="ar_AE" w:bidi="ar_AE"/>
-        </w:rPr>
-        <w:t>قد يشير مصطلح "يوم" في هذه العبارات أحيانًا إلى يوم حرفي أو قد يشير إلى "وقت" أو "حدث" أطول من يوم.</w:t>
-      </w:r>
-    </w:p>
-    <w:p>
-      <w:pPr>
-        <w:pStyle w:val="ListBullet"/>
-        <w:bidi/>
-        <w:spacing w:line="240" w:lineRule="auto"/>
-        <w:ind w:left="720"/>
-      </w:pPr>
-      <w:r>
-        <w:rPr>
-          <w:lang w:val="ar_AE" w:bidi="ar_AE"/>
-        </w:rPr>
-      </w:r>
-      <w:r>
-        <w:rPr>
-          <w:lang w:val="ar_AE" w:bidi="ar_AE"/>
-        </w:rPr>
-        <w:t>أحيانًا يُشار إلى الدينونة والعقاب من خلال تعبير"سكب غضب الله" على الذين لا يؤمنون.</w:t>
-      </w:r>
-    </w:p>
-    <w:p>
-      <w:pPr>
-        <w:pStyle w:val="Heading3"/>
-        <w:bidi/>
-      </w:pPr>
-      <w:r>
-        <w:rPr>
-          <w:lang w:val="ar_AE" w:bidi="ar_AE"/>
-        </w:rPr>
-        <w:t>اقتراحات الترجمة:</w:t>
-      </w:r>
-    </w:p>
-    <w:p>
-      <w:pPr>
-        <w:pStyle w:val="ListBullet"/>
-        <w:bidi/>
-        <w:spacing w:line="240" w:lineRule="auto"/>
-        <w:ind w:left="720"/>
-      </w:pPr>
-      <w:r>
-        <w:rPr>
-          <w:lang w:val="ar_AE" w:bidi="ar_AE"/>
-        </w:rPr>
-      </w:r>
-      <w:r>
-        <w:rPr>
-          <w:lang w:val="ar_AE" w:bidi="ar_AE"/>
-        </w:rPr>
-        <w:t>اعتمادًا على السياق، يمكن ترجمة "يوم يهوه" بطرق أخرى مثل "وقت يهوه" أو "الوقت الذي سيُعاقب فيه الرب أعداءه" أو "وقت غضب يهوه".</w:t>
-      </w:r>
-    </w:p>
-    <w:p>
-      <w:pPr>
-        <w:pStyle w:val="ListBullet"/>
-        <w:bidi/>
-        <w:spacing w:line="240" w:lineRule="auto"/>
-        <w:ind w:left="720"/>
-      </w:pPr>
-      <w:r>
-        <w:rPr>
-          <w:lang w:val="ar_AE" w:bidi="ar_AE"/>
-        </w:rPr>
-      </w:r>
-      <w:r>
-        <w:rPr>
-          <w:lang w:val="ar_AE" w:bidi="ar_AE"/>
-        </w:rPr>
-        <w:t>يمكن ترجمة "يوم الرب" بطرق أخرى مثل "وقت دينونة الرب" أو "الوقت الذي سيأتي فيه الرب يسوع ثانية ليدين الناس".</w:t>
-      </w:r>
-    </w:p>
-    <w:p>
-      <w:pPr>
-        <w:bidi/>
-      </w:pPr>
-      <w:r>
-        <w:rPr>
-          <w:lang w:val="ar_AE" w:bidi="ar_AE"/>
-        </w:rPr>
-      </w:r>
-      <w:r>
-        <w:rPr>
-          <w:lang w:val="ar_AE" w:bidi="ar_AE"/>
-        </w:rPr>
-        <w:t xml:space="preserve">(انظر أيضًا: </w:t>
-      </w:r>
-      <w:r>
-        <w:rPr>
-          <w:lang w:val="ar_AE" w:bidi="ar_AE"/>
-        </w:rPr>
-        <w:t>يوم</w:t>
-      </w:r>
-      <w:r>
-        <w:rPr>
-          <w:lang w:val="ar_AE" w:bidi="ar_AE"/>
-        </w:rPr>
-        <w:t xml:space="preserve">، </w:t>
-      </w:r>
-      <w:r>
-        <w:rPr>
-          <w:lang w:val="ar_AE" w:bidi="ar_AE"/>
-        </w:rPr>
-        <w:t>يوم الدينونة</w:t>
-      </w:r>
-      <w:r>
-        <w:rPr>
-          <w:lang w:val="ar_AE" w:bidi="ar_AE"/>
-        </w:rPr>
-        <w:t xml:space="preserve">، </w:t>
-      </w:r>
-      <w:r>
-        <w:rPr>
-          <w:lang w:val="ar_AE" w:bidi="ar_AE"/>
-        </w:rPr>
-        <w:t>الرب</w:t>
-      </w:r>
-      <w:r>
-        <w:rPr>
-          <w:lang w:val="ar_AE" w:bidi="ar_AE"/>
-        </w:rPr>
-        <w:t xml:space="preserve">، </w:t>
-      </w:r>
-      <w:r>
-        <w:rPr>
-          <w:lang w:val="ar_AE" w:bidi="ar_AE"/>
-        </w:rPr>
-        <w:t>القيامة</w:t>
-      </w:r>
-      <w:r>
-        <w:rPr>
-          <w:lang w:val="ar_AE" w:bidi="ar_AE"/>
-        </w:rPr>
-        <w:t xml:space="preserve">، </w:t>
-      </w:r>
-      <w:r>
-        <w:rPr>
-          <w:lang w:val="ar_AE" w:bidi="ar_AE"/>
-        </w:rPr>
-        <w:t>يهوه</w:t>
-      </w:r>
-      <w:r>
-        <w:rPr>
-          <w:lang w:val="ar_AE" w:bidi="ar_AE"/>
-        </w:rPr>
-        <w:t>)</w:t>
-      </w:r>
-    </w:p>
-    <w:p>
-      <w:pPr>
-        <w:pStyle w:val="Heading3"/>
-        <w:bidi/>
-      </w:pPr>
-      <w:r>
-        <w:rPr>
-          <w:lang w:val="ar_AE" w:bidi="ar_AE"/>
-        </w:rPr>
-        <w:t>مراجع الكتاب المقدس:</w:t>
-      </w:r>
-    </w:p>
-    <w:p>
-      <w:pPr>
-        <w:pStyle w:val="ListBullet"/>
-        <w:bidi/>
-        <w:spacing w:line="240" w:lineRule="auto"/>
-        <w:ind w:left="720"/>
-      </w:pPr>
-      <w:r>
-        <w:rPr>
-          <w:lang w:val="ar_AE" w:bidi="ar_AE"/>
-        </w:rPr>
-      </w:r>
-      <w:hyperlink r:id="rId615">
-        <w:r>
-          <w:rPr>
-            <w:lang w:val="ar_AE" w:bidi="ar_AE"/>
-          </w:rPr>
-          <w:rPr>
-            <w:color w:val="0000EE"/>
-            <w:u w:val="single"/>
-          </w:rPr>
-          <w:t>1 كورنثوس 5: 5</w:t>
-        </w:r>
-      </w:hyperlink>
-    </w:p>
-    <w:p>
-      <w:pPr>
-        <w:pStyle w:val="ListBullet"/>
-        <w:bidi/>
-        <w:spacing w:line="240" w:lineRule="auto"/>
-        <w:ind w:left="720"/>
-      </w:pPr>
-      <w:r>
-        <w:rPr>
-          <w:lang w:val="ar_AE" w:bidi="ar_AE"/>
-        </w:rPr>
-      </w:r>
-      <w:hyperlink r:id="rId616">
-        <w:r>
-          <w:rPr>
-            <w:lang w:val="ar_AE" w:bidi="ar_AE"/>
-          </w:rPr>
-          <w:rPr>
-            <w:color w:val="0000EE"/>
-            <w:u w:val="single"/>
-          </w:rPr>
-          <w:t>1 تسالونيكي 5: 2</w:t>
-        </w:r>
-      </w:hyperlink>
-    </w:p>
-    <w:p>
-      <w:pPr>
-        <w:pStyle w:val="ListBullet"/>
-        <w:bidi/>
-        <w:spacing w:line="240" w:lineRule="auto"/>
-        <w:ind w:left="720"/>
-      </w:pPr>
-      <w:r>
-        <w:rPr>
-          <w:lang w:val="ar_AE" w:bidi="ar_AE"/>
-        </w:rPr>
-      </w:r>
-      <w:hyperlink r:id="rId617">
-        <w:r>
-          <w:rPr>
-            <w:lang w:val="ar_AE" w:bidi="ar_AE"/>
-          </w:rPr>
-          <w:rPr>
-            <w:color w:val="0000EE"/>
-            <w:u w:val="single"/>
-          </w:rPr>
-          <w:t>2 بطرس 3: 10</w:t>
-        </w:r>
-      </w:hyperlink>
-    </w:p>
-    <w:p>
-      <w:pPr>
-        <w:pStyle w:val="ListBullet"/>
-        <w:bidi/>
-        <w:spacing w:line="240" w:lineRule="auto"/>
-        <w:ind w:left="720"/>
-      </w:pPr>
-      <w:r>
-        <w:rPr>
-          <w:lang w:val="ar_AE" w:bidi="ar_AE"/>
-        </w:rPr>
-      </w:r>
-      <w:hyperlink r:id="rId618">
-        <w:r>
-          <w:rPr>
-            <w:lang w:val="ar_AE" w:bidi="ar_AE"/>
-          </w:rPr>
-          <w:rPr>
-            <w:color w:val="0000EE"/>
-            <w:u w:val="single"/>
-          </w:rPr>
-          <w:t>2 تسالونيكي 2: 2</w:t>
-        </w:r>
-      </w:hyperlink>
-    </w:p>
-    <w:p>
-      <w:pPr>
-        <w:pStyle w:val="ListBullet"/>
-        <w:bidi/>
-        <w:spacing w:line="240" w:lineRule="auto"/>
-        <w:ind w:left="720"/>
-      </w:pPr>
-      <w:r>
-        <w:rPr>
-          <w:lang w:val="ar_AE" w:bidi="ar_AE"/>
-        </w:rPr>
-      </w:r>
-      <w:hyperlink r:id="rId619">
-        <w:r>
-          <w:rPr>
-            <w:lang w:val="ar_AE" w:bidi="ar_AE"/>
-          </w:rPr>
-          <w:rPr>
-            <w:color w:val="0000EE"/>
-            <w:u w:val="single"/>
-          </w:rPr>
-          <w:t>أعمال الرسل 2: 20–21</w:t>
-        </w:r>
-      </w:hyperlink>
-    </w:p>
-    <w:p>
-      <w:pPr>
-        <w:pStyle w:val="ListBullet"/>
-        <w:bidi/>
-        <w:spacing w:line="240" w:lineRule="auto"/>
-        <w:ind w:left="720"/>
-      </w:pPr>
-      <w:r>
-        <w:rPr>
-          <w:lang w:val="ar_AE" w:bidi="ar_AE"/>
-        </w:rPr>
-      </w:r>
-      <w:hyperlink r:id="rId620">
-        <w:r>
-          <w:rPr>
-            <w:lang w:val="ar_AE" w:bidi="ar_AE"/>
-          </w:rPr>
-          <w:rPr>
-            <w:color w:val="0000EE"/>
-            <w:u w:val="single"/>
-          </w:rPr>
-          <w:t>فيلبي 1: 9–11</w:t>
-        </w:r>
-      </w:hyperlink>
-    </w:p>
-    <w:p>
-      <w:pPr>
-        <w:pStyle w:val="Heading3"/>
-        <w:bidi/>
-      </w:pPr>
-      <w:r>
-        <w:rPr>
-          <w:lang w:val="ar_AE" w:bidi="ar_AE"/>
-        </w:rPr>
-        <w:t>بيانات الكلمة:</w:t>
-      </w:r>
-    </w:p>
-    <w:p>
-      <w:pPr>
-        <w:pStyle w:val="ListBullet"/>
-        <w:bidi/>
-        <w:spacing w:line="240" w:lineRule="auto"/>
-        <w:ind w:left="720"/>
-      </w:pPr>
-      <w:r>
-        <w:rPr>
-          <w:lang w:val="ar_AE" w:bidi="ar_AE"/>
-        </w:rPr>
-      </w:r>
-      <w:r>
-        <w:rPr>
-          <w:lang w:val="ar_AE" w:bidi="ar_AE"/>
-        </w:rPr>
-        <w:t>سترونغ: H3068، H3117، G22500، G29620</w:t>
       </w:r>
       <w:r>
         <w:rPr>
